--- a/Volume 1/Chapter 07 - Networking Basics/SPA_Vol1_Ch7_Lesson7_4a_Testing_Connectivity_EXTENDED.docx
+++ b/Volume 1/Chapter 07 - Networking Basics/SPA_Vol1_Ch7_Lesson7_4a_Testing_Connectivity_EXTENDED.docx
@@ -1589,10 +1589,10 @@
         <w:keepNext/>
       </w:pPr>
       <w:r>
-        <w:t>Save each file from this lesson into the matching path in the project layout. As in Chapter 1, notepad .\rust\Cargo.toml creates and opens one: choose Yes, type the file, save it with Ctrl+S, and close Notepad. Remember, each library is installed inside the lesson folder at the version its project file pins. cargo fetch downloads windows-sys and the one crate it uses, windows-link, at the versions Cargo.lock records (Supporting Files), and --locked refuses to change the lock; forge installs forge-std, as in</w:t>
-      </w:r>
-      <w:r>
-        <w:t xml:space="preserve"> every Solidity lesson. Linux Assembly runs in WSL or on a Linux computer.</w:t>
+        <w:t xml:space="preserve">Next, let cargo create the Rust project, as in Lesson 7.3a, and pin its crate, as in Lesson 2.17a. Remember, cargo init .\rust writes Cargo.toml, with a starter program, src\main.rs. Remember, cargo add pins the crate in Cargo.toml: here windows-sys at exactly 0.61.2, with the one feature this lesson needs, and it writes Cargo.lock, which records the exact version and checksum of windows-sys and the one crate it uses, windows-link. Remember, each library is installed inside the lesson folder at the version </w:t>
+      </w:r>
+      <w:r>
+        <w:t>its project file pins: cargo fetch downloads both at the versions Cargo.lock records, and --locked refuses to change the lock. cargo add and cargo fetch run only while the project has a program, so Remove-Item deletes the starter last; this lesson's programs live in src\bin. forge installs forge-std, as in every Solidity lesson. Linux Assembly runs in WSL or on a Linux computer.</w:t>
       </w:r>
     </w:p>
     <w:p>
@@ -1606,6 +1606,33 @@
         <w:keepNext/>
       </w:pPr>
       <w:r>
+        <w:t>cargo init .\rust --name testing_connectivity --vcs none</w:t>
+      </w:r>
+    </w:p>
+    <w:p>
+      <w:pPr>
+        <w:pStyle w:val="CommandBlock"/>
+        <w:keepNext/>
+      </w:pPr>
+      <w:r>
+        <w:t>cargo add --manifest-path .\rust\Cargo.toml windows-sys@=0.61.2 `</w:t>
+      </w:r>
+    </w:p>
+    <w:p>
+      <w:pPr>
+        <w:pStyle w:val="CommandBlock"/>
+        <w:keepNext/>
+      </w:pPr>
+      <w:r>
+        <w:t xml:space="preserve">    --features Win32_NetworkManagement_IpHelper</w:t>
+      </w:r>
+    </w:p>
+    <w:p>
+      <w:pPr>
+        <w:pStyle w:val="CommandBlock"/>
+        <w:keepNext/>
+      </w:pPr>
+      <w:r>
         <w:t>cargo fetch --locked --manifest-path .\rust\Cargo.toml</w:t>
       </w:r>
     </w:p>
@@ -1615,6 +1642,15 @@
         <w:keepNext/>
       </w:pPr>
       <w:r>
+        <w:t>Remove-Item .\rust\src\main.rs</w:t>
+      </w:r>
+    </w:p>
+    <w:p>
+      <w:pPr>
+        <w:pStyle w:val="CommandBlock"/>
+        <w:keepNext/>
+      </w:pPr>
+      <w:r>
         <w:t>Push-Location .\solidity</w:t>
       </w:r>
     </w:p>
@@ -1641,6 +1677,16 @@
       </w:pPr>
     </w:p>
     <w:p>
+      <w:r>
+        <w:t>You save each source file in its language's section below, as each is shown. As in Chapter 1, notepad .\rust\src\lib.rs creates and opens one: choose Yes, type the file, save it with Ctrl+S, and close Notepad.</w:t>
+      </w:r>
+    </w:p>
+    <w:p>
+      <w:pPr>
+        <w:keepNext/>
+      </w:pPr>
+    </w:p>
+    <w:p>
       <w:pPr>
         <w:keepNext/>
       </w:pPr>
@@ -1702,7 +1748,7 @@
         <w:keepNext/>
       </w:pPr>
       <w:r>
-        <w:t>Copy the modules from Lesson 7.3a, save each file from this lesson into the matching path in the project layout (as in Chapter 1, nano ./rust/Cargo.toml creates and opens one: type the file, then save and close it with Ctrl+O, Enter, then Ctrl+X), then install forge-std. The Rust and Erlang programs call Windows, so they run only on Windows:</w:t>
+        <w:t>Copy the modules from Lesson 7.3a, create the Rust project and pin its crate with the same commands as on Windows (rm deletes the starter main.rs), then install forge-std. The Rust and Erlang programs call Windows, so they run only on Windows:</w:t>
       </w:r>
     </w:p>
     <w:p>
@@ -1731,7 +1777,6 @@
     <w:p>
       <w:pPr>
         <w:pStyle w:val="CommandBlock"/>
-        <w:keepNext/>
       </w:pPr>
       <w:r>
         <w:t xml:space="preserve">    ../lesson-7.3-extended/assembly/windows/address_lookup.asm ./assembly/windows</w:t>
@@ -1740,7 +1785,6 @@
     <w:p>
       <w:pPr>
         <w:pStyle w:val="CommandBlock"/>
-        <w:keepNext/>
       </w:pPr>
       <w:r>
         <w:t>cp ../lesson-7.3-extended/assembly/linux/{address_table,host_names}.asm \</w:t>
@@ -1749,7 +1793,6 @@
     <w:p>
       <w:pPr>
         <w:pStyle w:val="CommandBlock"/>
-        <w:keepNext/>
       </w:pPr>
       <w:r>
         <w:t xml:space="preserve">    ../lesson-7.3-extended/assembly/linux/address_lookup.asm ./assembly/linux</w:t>
@@ -1758,7 +1801,6 @@
     <w:p>
       <w:pPr>
         <w:pStyle w:val="CommandBlock"/>
-        <w:keepNext/>
       </w:pPr>
       <w:r>
         <w:t>cp ../lesson-7.3-extended/rust/src/{address_table,host_names}.rs \</w:t>
@@ -1767,7 +1809,6 @@
     <w:p>
       <w:pPr>
         <w:pStyle w:val="CommandBlock"/>
-        <w:keepNext/>
       </w:pPr>
       <w:r>
         <w:t xml:space="preserve">    ../lesson-7.3-extended/rust/src/address_lookup.rs ./rust/src</w:t>
@@ -1776,7 +1817,6 @@
     <w:p>
       <w:pPr>
         <w:pStyle w:val="CommandBlock"/>
-        <w:keepNext/>
       </w:pPr>
       <w:r>
         <w:t>cp ../lesson-7.3-extended/erlang/{address_table,address_lookup}.hrl ./erlang</w:t>
@@ -1785,7 +1825,6 @@
     <w:p>
       <w:pPr>
         <w:pStyle w:val="CommandBlock"/>
-        <w:keepNext/>
       </w:pPr>
       <w:r>
         <w:t>cp ../lesson-7.3-extended/erlang/{address_table,host_names}.erl \</w:t>
@@ -1794,7 +1833,6 @@
     <w:p>
       <w:pPr>
         <w:pStyle w:val="CommandBlock"/>
-        <w:keepNext/>
       </w:pPr>
       <w:r>
         <w:t xml:space="preserve">    ../lesson-7.3-extended/erlang/address_lookup.erl ./erlang</w:t>
@@ -1803,7 +1841,6 @@
     <w:p>
       <w:pPr>
         <w:pStyle w:val="CommandBlock"/>
-        <w:keepNext/>
       </w:pPr>
       <w:r>
         <w:t>cp ../lesson-7.3-extended/solidity/script/{AddressTable,HostNames}.sol \</w:t>
@@ -1812,7 +1849,6 @@
     <w:p>
       <w:pPr>
         <w:pStyle w:val="CommandBlock"/>
-        <w:keepNext/>
       </w:pPr>
       <w:r>
         <w:t xml:space="preserve">    ./solidity/script</w:t>
@@ -1821,7 +1857,6 @@
     <w:p>
       <w:pPr>
         <w:pStyle w:val="CommandBlock"/>
-        <w:keepNext/>
       </w:pPr>
       <w:r>
         <w:t>cp ../lesson-7.3-extended/solidity/foundry.toml ./solidity</w:t>
@@ -1832,6 +1867,48 @@
         <w:pStyle w:val="CommandBlock"/>
       </w:pPr>
       <w:r>
+        <w:t>cargo init ./rust --name testing_connectivity --vcs none</w:t>
+      </w:r>
+    </w:p>
+    <w:p>
+      <w:pPr>
+        <w:pStyle w:val="CommandBlock"/>
+      </w:pPr>
+      <w:r>
+        <w:t>cargo add --manifest-path ./rust/Cargo.toml windows-sys@=0.61.2 \</w:t>
+      </w:r>
+    </w:p>
+    <w:p>
+      <w:pPr>
+        <w:pStyle w:val="CommandBlock"/>
+      </w:pPr>
+      <w:r>
+        <w:t xml:space="preserve">    --features Win32_NetworkManagement_IpHelper</w:t>
+      </w:r>
+    </w:p>
+    <w:p>
+      <w:pPr>
+        <w:pStyle w:val="CommandBlock"/>
+        <w:keepNext/>
+      </w:pPr>
+      <w:r>
+        <w:t>cargo fetch --locked --manifest-path ./rust/Cargo.toml</w:t>
+      </w:r>
+    </w:p>
+    <w:p>
+      <w:pPr>
+        <w:pStyle w:val="CommandBlock"/>
+        <w:keepNext/>
+      </w:pPr>
+      <w:r>
+        <w:t>rm ./rust/src/main.rs</w:t>
+      </w:r>
+    </w:p>
+    <w:p>
+      <w:pPr>
+        <w:pStyle w:val="CommandBlock"/>
+      </w:pPr>
+      <w:r>
         <w:t>(cd ./solidity &amp;&amp; forge install foundry-rs/forge-std@v1.16.2 --no-git)</w:t>
       </w:r>
     </w:p>
@@ -1841,6 +1918,16 @@
       </w:pPr>
     </w:p>
     <w:p>
+      <w:r>
+        <w:t>You save each source file in its language's section below, as each is shown. As in Chapter 1, nano ./rust/src/lib.rs creates and opens one: type the file, then save and close it with Ctrl+O, Enter, then Ctrl+X.</w:t>
+      </w:r>
+    </w:p>
+    <w:p>
+      <w:pPr>
+        <w:keepNext/>
+      </w:pPr>
+    </w:p>
+    <w:p>
       <w:pPr>
         <w:keepNext/>
       </w:pPr>
@@ -1882,7 +1969,7 @@
         <w:pStyle w:val="ListBullet"/>
       </w:pPr>
       <w:r>
-        <w:t>cargo fetch reports that the lock file needs to be updated: Cargo.lock was not saved from Supporting Files, or Cargo.toml was changed. cargo build reports unresolved import windows_sys: Cargo.toml's [dependencies.windows-sys] lines are missing.</w:t>
+        <w:t>cargo fetch reports that the lock file needs to be updated: Cargo.toml was changed after cargo add. cargo build reports unresolved import windows_sys: Cargo.toml's [dependencies.windows-sys] lines are missing.</w:t>
       </w:r>
     </w:p>
     <w:p>
@@ -19947,10 +20034,10 @@
     </w:p>
     <w:p>
       <w:r>
-        <w:t>Cargo.toml names this lesson's package, testing_connectivity, with edition 2024, and pins windows-sys at exactly 0.61.2 with one feature; .\rust\src\lib.rs makes it a library too. Remember, Cargo.lock records the exact version and checksum of every crate the project uses, here windows-sys and windows-link, the small crate it uses to link Windows' DLLs; saving it with the project, and --locked on cargo fetch, means every learner builds with exactly the same crates. Never edit it by hand (Lesson 2.17a). found</w:t>
-      </w:r>
-      <w:r>
-        <w:t>ry.toml is copied unchanged from lesson-7.3-extended in the Copy Setup.</w:t>
+        <w:t xml:space="preserve">These are the files the setup commands wrote, shown here so you can check yours. Cargo.toml names this lesson's package, testing_connectivity, with edition 2024, and pins windows-sys at exactly 0.61.2 with one feature; .\rust\src\lib.rs makes it a library too. cargo add writes the crate on one line, windows-sys = { version = "=0.61.2", features = ["Win32_NetworkManagement_IpHelper"] }, which means the same as the [dependencies.windows-sys] lines below; cargo init does not write the comment lines, which are </w:t>
+      </w:r>
+      <w:r>
+        <w:t>this lesson's notes about the file, and the blank lines may differ. Remember, Cargo.lock records the exact version and checksum of every crate the project uses, here windows-sys and windows-link, the small crate it uses to link Windows' DLLs; cargo add wrote it, and --locked on cargo fetch keeps it as it is. Never edit it by hand (Lesson 2.17a). foundry.toml is copied unchanged from lesson-7.3-extended in the Copy Setup.</w:t>
       </w:r>
     </w:p>
     <w:p>
@@ -21963,31 +22050,31 @@
       </w:rPr>
     </w:lvl>
   </w:abstractNum>
-  <w:num w:numId="1" w16cid:durableId="273446027">
+  <w:num w:numId="1" w16cid:durableId="1769110525">
     <w:abstractNumId w:val="8"/>
   </w:num>
-  <w:num w:numId="2" w16cid:durableId="546182426">
+  <w:num w:numId="2" w16cid:durableId="735586758">
     <w:abstractNumId w:val="6"/>
   </w:num>
-  <w:num w:numId="3" w16cid:durableId="323749778">
+  <w:num w:numId="3" w16cid:durableId="2121995309">
     <w:abstractNumId w:val="5"/>
   </w:num>
-  <w:num w:numId="4" w16cid:durableId="1508249160">
+  <w:num w:numId="4" w16cid:durableId="513691873">
     <w:abstractNumId w:val="4"/>
   </w:num>
-  <w:num w:numId="5" w16cid:durableId="525868494">
+  <w:num w:numId="5" w16cid:durableId="499778933">
     <w:abstractNumId w:val="7"/>
   </w:num>
-  <w:num w:numId="6" w16cid:durableId="447743931">
+  <w:num w:numId="6" w16cid:durableId="1386487237">
     <w:abstractNumId w:val="3"/>
   </w:num>
-  <w:num w:numId="7" w16cid:durableId="873007996">
+  <w:num w:numId="7" w16cid:durableId="456677328">
     <w:abstractNumId w:val="2"/>
   </w:num>
-  <w:num w:numId="8" w16cid:durableId="1082723601">
+  <w:num w:numId="8" w16cid:durableId="1298994787">
     <w:abstractNumId w:val="1"/>
   </w:num>
-  <w:num w:numId="9" w16cid:durableId="80294974">
+  <w:num w:numId="9" w16cid:durableId="1184591158">
     <w:abstractNumId w:val="0"/>
   </w:num>
 </w:numbering>

--- a/Volume 1/Chapter 07 - Networking Basics/SPA_Vol1_Ch7_Lesson7_4a_Testing_Connectivity_EXTENDED.docx
+++ b/Volume 1/Chapter 07 - Networking Basics/SPA_Vol1_Ch7_Lesson7_4a_Testing_Connectivity_EXTENDED.docx
@@ -335,6 +335,7 @@
         <w:pStyle w:val="ListBullet"/>
       </w:pPr>
       <w:r>
+        <w:lastRenderedPageBreak/>
         <w:t>A router's error reply, such as ttl expired, is not an echo reply, so it does not arrive as one. With the option IP_RECVERR, the kernel keeps it in an error queue; poll reports it as POLLERR, and recvmsg with MSG_ERRQUEUE reads its record: the ICMP type (11 is ttl expired, 3 unreachable, with code 4 for packet too big) and the address of the router that sent it.</w:t>
       </w:r>
     </w:p>
@@ -446,7 +447,7 @@
         <w:t>open_port({spawn_executable, Path}, [exit_status, {args, List}]) starts ping.exe by its full path, because Windows looks for a bare name in the current folder first. Each argument goes to ping.exe exactly as written, with no command interpreter such as cmd.exe in between, so nothing in an argument can become a second command. ping.exe's printed report arrives as messages and is thrown away unread: Windows prints it in the system's language, so a program that read its words would work in one language only, a</w:t>
       </w:r>
       <w:r>
-        <w:t>nd the program judges only the exit code. receive takes those messages, as the Erlang section explains. Lesson 7.8 runs every network tool in these safe ways.</w:t>
+        <w:t>nd the program judges only the exit code. receive takes those messages, as the Erlang section explains. Lesson 7.8a runs every network tool in these safe ways.</w:t>
       </w:r>
     </w:p>
     <w:p>
@@ -1005,6 +1006,7 @@
         <w:pStyle w:val="CommandBlock"/>
       </w:pPr>
       <w:r>
+        <w:lastRenderedPageBreak/>
         <w:t xml:space="preserve">  erlang/icmp_echo.hrl</w:t>
       </w:r>
     </w:p>
@@ -8445,7 +8447,6 @@
     <w:p>
       <w:pPr>
         <w:pStyle w:val="SourceCode"/>
-        <w:keepNext/>
       </w:pPr>
       <w:r>
         <w:t xml:space="preserve">    pop r12</w:t>
@@ -8454,7 +8455,6 @@
     <w:p>
       <w:pPr>
         <w:pStyle w:val="SourceCode"/>
-        <w:keepNext/>
       </w:pPr>
       <w:r>
         <w:t xml:space="preserve">    pop rbx</w:t>
@@ -8463,6 +8463,7 @@
     <w:p>
       <w:pPr>
         <w:pStyle w:val="SourceCode"/>
+        <w:keepNext/>
       </w:pPr>
       <w:r>
         <w:t xml:space="preserve">    ret</w:t>
@@ -8470,6 +8471,29 @@
     </w:p>
     <w:p>
       <w:pPr>
+        <w:pStyle w:val="SourceCode"/>
+        <w:keepNext/>
+      </w:pPr>
+    </w:p>
+    <w:p>
+      <w:pPr>
+        <w:pStyle w:val="SourceCode"/>
+        <w:keepNext/>
+      </w:pPr>
+      <w:r>
+        <w:t>; Remember, this marks the stack as not executable, as Linux linkers expect.</w:t>
+      </w:r>
+    </w:p>
+    <w:p>
+      <w:pPr>
+        <w:pStyle w:val="SourceCode"/>
+      </w:pPr>
+      <w:r>
+        <w:t>section .note.GNU-stack noalloc noexec nowrite progbits</w:t>
+      </w:r>
+    </w:p>
+    <w:p>
+      <w:pPr>
         <w:keepNext/>
       </w:pPr>
     </w:p>
@@ -9251,7 +9275,6 @@
     <w:p>
       <w:pPr>
         <w:pStyle w:val="SourceCode"/>
-        <w:keepNext/>
       </w:pPr>
       <w:r>
         <w:t xml:space="preserve">    mov eax, 0</w:t>
@@ -9260,7 +9283,6 @@
     <w:p>
       <w:pPr>
         <w:pStyle w:val="SourceCode"/>
-        <w:keepNext/>
       </w:pPr>
       <w:r>
         <w:t xml:space="preserve">    pop rbx</w:t>
@@ -9269,6 +9291,7 @@
     <w:p>
       <w:pPr>
         <w:pStyle w:val="SourceCode"/>
+        <w:keepNext/>
       </w:pPr>
       <w:r>
         <w:t xml:space="preserve">    ret</w:t>
@@ -9276,6 +9299,29 @@
     </w:p>
     <w:p>
       <w:pPr>
+        <w:pStyle w:val="SourceCode"/>
+        <w:keepNext/>
+      </w:pPr>
+    </w:p>
+    <w:p>
+      <w:pPr>
+        <w:pStyle w:val="SourceCode"/>
+        <w:keepNext/>
+      </w:pPr>
+      <w:r>
+        <w:t>; Remember, this marks the stack as not executable, as Linux linkers expect.</w:t>
+      </w:r>
+    </w:p>
+    <w:p>
+      <w:pPr>
+        <w:pStyle w:val="SourceCode"/>
+      </w:pPr>
+      <w:r>
+        <w:t>section .note.GNU-stack noalloc noexec nowrite progbits</w:t>
+      </w:r>
+    </w:p>
+    <w:p>
+      <w:pPr>
         <w:keepNext/>
       </w:pPr>
     </w:p>
@@ -9707,7 +9753,7 @@
         <w:pStyle w:val="SourceCode"/>
       </w:pPr>
       <w:r>
-        <w:t xml:space="preserve">    ; The texts the lines are made of.</w:t>
+        <w:t xml:space="preserve">    ; The texts the lines are made of. Remember, db pieces join into one text.</w:t>
       </w:r>
     </w:p>
     <w:p>
@@ -11572,7 +11618,7 @@
         <w:pStyle w:val="SourceCode"/>
       </w:pPr>
       <w:r>
-        <w:t xml:space="preserve">    ; The texts the lines are made of.</w:t>
+        <w:t xml:space="preserve">    ; The texts the lines are made of. Remember, db pieces join into one text.</w:t>
       </w:r>
     </w:p>
     <w:p>
@@ -12914,7 +12960,6 @@
     <w:p>
       <w:pPr>
         <w:pStyle w:val="SourceCode"/>
-        <w:keepNext/>
       </w:pPr>
       <w:r>
         <w:t xml:space="preserve">    mov eax, 0</w:t>
@@ -12923,7 +12968,6 @@
     <w:p>
       <w:pPr>
         <w:pStyle w:val="SourceCode"/>
-        <w:keepNext/>
       </w:pPr>
       <w:r>
         <w:t xml:space="preserve">    pop rbx</w:t>
@@ -12932,6 +12976,7 @@
     <w:p>
       <w:pPr>
         <w:pStyle w:val="SourceCode"/>
+        <w:keepNext/>
       </w:pPr>
       <w:r>
         <w:t xml:space="preserve">    ret</w:t>
@@ -12939,6 +12984,29 @@
     </w:p>
     <w:p>
       <w:pPr>
+        <w:pStyle w:val="SourceCode"/>
+        <w:keepNext/>
+      </w:pPr>
+    </w:p>
+    <w:p>
+      <w:pPr>
+        <w:pStyle w:val="SourceCode"/>
+        <w:keepNext/>
+      </w:pPr>
+      <w:r>
+        <w:t>; Remember, this marks the stack as not executable, as Linux linkers expect.</w:t>
+      </w:r>
+    </w:p>
+    <w:p>
+      <w:pPr>
+        <w:pStyle w:val="SourceCode"/>
+      </w:pPr>
+      <w:r>
+        <w:t>section .note.GNU-stack noalloc noexec nowrite progbits</w:t>
+      </w:r>
+    </w:p>
+    <w:p>
+      <w:pPr>
         <w:keepNext/>
       </w:pPr>
     </w:p>
@@ -14323,79 +14391,79 @@
         <w:pStyle w:val="SourceCode"/>
       </w:pPr>
       <w:r>
-        <w:t xml:space="preserve">    // IcmpSendEcho sends one echo request, then waits up to</w:t>
-      </w:r>
-    </w:p>
-    <w:p>
-      <w:pPr>
-        <w:pStyle w:val="SourceCode"/>
-      </w:pPr>
-      <w:r>
-        <w:t xml:space="preserve">    // ICMP_TIMEOUT_MS for the reply, and returns how many replies it</w:t>
-      </w:r>
-    </w:p>
-    <w:p>
-      <w:pPr>
-        <w:pStyle w:val="SourceCode"/>
-      </w:pPr>
-      <w:r>
-        <w:t xml:space="preserve">    // stored, 0 when none arrived. It takes addresses, not Rust values:</w:t>
-      </w:r>
-    </w:p>
-    <w:p>
-      <w:pPr>
-        <w:pStyle w:val="SourceCode"/>
-      </w:pPr>
-      <w:r>
-        <w:t xml:space="preserve">    // as_ptr() gives the address of the request's first byte, &amp;options</w:t>
-      </w:r>
-    </w:p>
-    <w:p>
-      <w:pPr>
-        <w:pStyle w:val="SourceCode"/>
-      </w:pPr>
-      <w:r>
-        <w:t xml:space="preserve">    // becomes the address of the options record, and &amp;mut reply_buffer</w:t>
-      </w:r>
-    </w:p>
-    <w:p>
-      <w:pPr>
-        <w:pStyle w:val="SourceCode"/>
-      </w:pPr>
-      <w:r>
-        <w:t xml:space="preserve">    // the address Windows writes the reply to. as *const c_void and as</w:t>
-      </w:r>
-    </w:p>
-    <w:p>
-      <w:pPr>
-        <w:pStyle w:val="SourceCode"/>
-      </w:pPr>
-      <w:r>
-        <w:t xml:space="preserve">    // *mut c_void turn each into C's untyped address, which the DLL</w:t>
-      </w:r>
-    </w:p>
-    <w:p>
-      <w:pPr>
-        <w:pStyle w:val="SourceCode"/>
-      </w:pPr>
-      <w:r>
-        <w:t xml:space="preserve">    // takes (*mut: the DLL may write there). destination is the</w:t>
-      </w:r>
-    </w:p>
-    <w:p>
-      <w:pPr>
-        <w:pStyle w:val="SourceCode"/>
-      </w:pPr>
-      <w:r>
-        <w:t xml:space="preserve">    // address's 4 bytes as one u32: from_ne_bytes keeps the bytes in</w:t>
-      </w:r>
-    </w:p>
-    <w:p>
-      <w:pPr>
-        <w:pStyle w:val="SourceCode"/>
-      </w:pPr>
-      <w:r>
-        <w:t xml:space="preserve">    // the order they sit in memory, the order Windows reads them in.</w:t>
+        <w:t xml:space="preserve">    // IcmpSendEcho sends one echo request, waits up to ICMP_TIMEOUT_MS,</w:t>
+      </w:r>
+    </w:p>
+    <w:p>
+      <w:pPr>
+        <w:pStyle w:val="SourceCode"/>
+      </w:pPr>
+      <w:r>
+        <w:t xml:space="preserve">    // and returns how many replies it stored, 0 when none arrived. It</w:t>
+      </w:r>
+    </w:p>
+    <w:p>
+      <w:pPr>
+        <w:pStyle w:val="SourceCode"/>
+      </w:pPr>
+      <w:r>
+        <w:t xml:space="preserve">    // takes addresses, not Rust values: as_ptr() gives the address of the</w:t>
+      </w:r>
+    </w:p>
+    <w:p>
+      <w:pPr>
+        <w:pStyle w:val="SourceCode"/>
+      </w:pPr>
+      <w:r>
+        <w:t xml:space="preserve">    // request's first byte, &amp;options the options record's, and &amp;mut</w:t>
+      </w:r>
+    </w:p>
+    <w:p>
+      <w:pPr>
+        <w:pStyle w:val="SourceCode"/>
+      </w:pPr>
+      <w:r>
+        <w:t xml:space="preserve">    // reply_buffer the space Windows writes the reply to; as *const c_void</w:t>
+      </w:r>
+    </w:p>
+    <w:p>
+      <w:pPr>
+        <w:pStyle w:val="SourceCode"/>
+      </w:pPr>
+      <w:r>
+        <w:t xml:space="preserve">    // and as *mut c_void (*mut: the DLL may write there) make each C's</w:t>
+      </w:r>
+    </w:p>
+    <w:p>
+      <w:pPr>
+        <w:pStyle w:val="SourceCode"/>
+      </w:pPr>
+      <w:r>
+        <w:t xml:space="preserve">    // untyped address. The second value is the address's 4 bytes as one</w:t>
+      </w:r>
+    </w:p>
+    <w:p>
+      <w:pPr>
+        <w:pStyle w:val="SourceCode"/>
+      </w:pPr>
+      <w:r>
+        <w:t xml:space="preserve">    // u32, which from_ne_bytes keeps in memory order, as Windows reads it.</w:t>
+      </w:r>
+    </w:p>
+    <w:p>
+      <w:pPr>
+        <w:pStyle w:val="SourceCode"/>
+      </w:pPr>
+      <w:r>
+        <w:t xml:space="preserve">    // std::mem::size_of::&lt;ReplyBuffer&gt;() is the reply space's size in</w:t>
+      </w:r>
+    </w:p>
+    <w:p>
+      <w:pPr>
+        <w:pStyle w:val="SourceCode"/>
+      </w:pPr>
+      <w:r>
+        <w:t xml:space="preserve">    // bytes, as C's sizeof gives it; as u32 makes it the type Windows takes.</w:t>
       </w:r>
     </w:p>
     <w:p>
@@ -16850,7 +16918,7 @@
         <w:pStyle w:val="SourceCode"/>
       </w:pPr>
       <w:r>
-        <w:t xml:space="preserve">    % for its exit code as the last message. Lesson 7.8 runs every</w:t>
+        <w:t xml:space="preserve">    % for its exit code as the last message. Lesson 7.8a runs every</w:t>
       </w:r>
     </w:p>
     <w:p>
@@ -17884,7 +17952,7 @@
         <w:pStyle w:val="SourceCode"/>
       </w:pPr>
       <w:r>
-        <w:t>% Remember, the address form is checked first (Lesson 7.2a).</w:t>
+        <w:t>% Remember, the address form comes first (Lesson 7.2a); adjacent texts join.</w:t>
       </w:r>
     </w:p>
     <w:p>
@@ -22050,31 +22118,31 @@
       </w:rPr>
     </w:lvl>
   </w:abstractNum>
-  <w:num w:numId="1" w16cid:durableId="1769110525">
+  <w:num w:numId="1" w16cid:durableId="1353803315">
     <w:abstractNumId w:val="8"/>
   </w:num>
-  <w:num w:numId="2" w16cid:durableId="735586758">
+  <w:num w:numId="2" w16cid:durableId="1013990753">
     <w:abstractNumId w:val="6"/>
   </w:num>
-  <w:num w:numId="3" w16cid:durableId="2121995309">
+  <w:num w:numId="3" w16cid:durableId="1637027101">
     <w:abstractNumId w:val="5"/>
   </w:num>
-  <w:num w:numId="4" w16cid:durableId="513691873">
+  <w:num w:numId="4" w16cid:durableId="1082874502">
     <w:abstractNumId w:val="4"/>
   </w:num>
-  <w:num w:numId="5" w16cid:durableId="499778933">
+  <w:num w:numId="5" w16cid:durableId="1422067533">
     <w:abstractNumId w:val="7"/>
   </w:num>
-  <w:num w:numId="6" w16cid:durableId="1386487237">
+  <w:num w:numId="6" w16cid:durableId="658466378">
     <w:abstractNumId w:val="3"/>
   </w:num>
-  <w:num w:numId="7" w16cid:durableId="456677328">
+  <w:num w:numId="7" w16cid:durableId="1545369673">
     <w:abstractNumId w:val="2"/>
   </w:num>
-  <w:num w:numId="8" w16cid:durableId="1298994787">
+  <w:num w:numId="8" w16cid:durableId="2248306">
     <w:abstractNumId w:val="1"/>
   </w:num>
-  <w:num w:numId="9" w16cid:durableId="1184591158">
+  <w:num w:numId="9" w16cid:durableId="1429765998">
     <w:abstractNumId w:val="0"/>
   </w:num>
 </w:numbering>
